--- a/python-service/outputs/CV_Samira_Alcaraz.docx
+++ b/python-service/outputs/CV_Samira_Alcaraz.docx
@@ -269,7 +269,7 @@
           <w:sz w:val="24"/>
           <w:szCs w:val="24"/>
         </w:rPr>
-        <w:t xml:space="preserve">Mechanical Engineering</w:t>
+        <w:t xml:space="preserve">Research  Development</w:t>
       </w:r>
     </w:p>
     <w:p>
@@ -328,7 +328,7 @@
           <w:sz w:val="24"/>
           <w:szCs w:val="24"/>
         </w:rPr>
-        <w:t xml:space="preserve">Project Management</w:t>
+        <w:t xml:space="preserve">Data Analysis</w:t>
       </w:r>
     </w:p>
     <w:p>
@@ -387,7 +387,7 @@
           <w:sz w:val="24"/>
           <w:szCs w:val="24"/>
         </w:rPr>
-        <w:t xml:space="preserve">System Optimization</w:t>
+        <w:t xml:space="preserve">Collaboration</w:t>
       </w:r>
     </w:p>
     <w:p>
@@ -446,7 +446,7 @@
           <w:sz w:val="24"/>
           <w:szCs w:val="24"/>
         </w:rPr>
-        <w:t xml:space="preserve">Risk Management</w:t>
+        <w:t xml:space="preserve">Innovation</w:t>
       </w:r>
     </w:p>
     <w:p>
@@ -505,7 +505,302 @@
           <w:sz w:val="24"/>
           <w:szCs w:val="24"/>
         </w:rPr>
-        <w:t xml:space="preserve">Vendor Relations</w:t>
+        <w:t xml:space="preserve">Process Improvement</w:t>
+      </w:r>
+    </w:p>
+    <w:p>
+      <w:pPr>
+        <w:pStyle w:val="Normal"/>
+        <w:tabs>
+          <w:tab w:val="clear" w:pos="708"/>
+          <w:tab w:val="left" w:leader="none" w:pos="1398"/>
+          <w:tab w:val="left" w:leader="none" w:pos="1399"/>
+        </w:tabs>
+        <w:spacing w:before="0" w:after="0" w:line="240" w:lineRule="auto"/>
+        <w:ind w:start="0" w:hanging="0"/>
+        <w:rPr>
+          <w:rFonts w:ascii="Century Gothic" w:hAnsi="Century Gothic"/>
+          <w:color w:val="000000" w:themeColor="text1"/>
+          <w:sz w:val="24"/>
+          <w:szCs w:val="24"/>
+        </w:rPr>
+      </w:pPr>
+      <w:r>
+        <w:rPr>
+          <w:rFonts w:ascii="Century Gothic" w:hAnsi="Century Gothic"/>
+          <w:color w:val="000000" w:themeColor="text1"/>
+          <w:sz w:val="24"/>
+          <w:szCs w:val="24"/>
+        </w:rPr>
+        <w:t xml:space="preserve"/>
+      </w:r>
+    </w:p>
+    <w:p>
+      <w:pPr>
+        <w:pStyle w:val="ListParagraph"/>
+        <w:numPr>
+          <w:ilvl w:val="0"/>
+          <w:numId w:val="1"/>
+        </w:numPr>
+        <w:tabs>
+          <w:tab w:val="clear" w:pos="708"/>
+          <w:tab w:val="left" w:leader="none" w:pos="1398"/>
+          <w:tab w:val="left" w:leader="none" w:pos="1399"/>
+        </w:tabs>
+        <w:spacing w:before="0" w:after="0" w:line="240" w:lineRule="auto"/>
+        <w:ind w:start="1457" w:hanging="720"/>
+        <w:contextualSpacing w:val="false"/>
+        <w:rPr>
+          <w:rFonts w:ascii="Century Gothic" w:hAnsi="Century Gothic"/>
+          <w:color w:val="000000" w:themeColor="text1"/>
+          <w:sz w:val="24"/>
+          <w:szCs w:val="24"/>
+        </w:rPr>
+      </w:pPr>
+      <w:r>
+        <w:rPr>
+          <w:rFonts w:ascii="Century Gothic" w:hAnsi="Century Gothic"/>
+          <w:color w:val="000000" w:themeColor="text1"/>
+          <w:sz w:val="24"/>
+          <w:szCs w:val="24"/>
+        </w:rPr>
+        <w:t xml:space="preserve">Quality Assurance</w:t>
+      </w:r>
+    </w:p>
+    <w:p>
+      <w:pPr>
+        <w:pStyle w:val="Normal"/>
+        <w:tabs>
+          <w:tab w:val="clear" w:pos="708"/>
+          <w:tab w:val="left" w:leader="none" w:pos="1398"/>
+          <w:tab w:val="left" w:leader="none" w:pos="1399"/>
+        </w:tabs>
+        <w:spacing w:before="0" w:after="0" w:line="240" w:lineRule="auto"/>
+        <w:ind w:start="0" w:hanging="0"/>
+        <w:rPr>
+          <w:rFonts w:ascii="Century Gothic" w:hAnsi="Century Gothic"/>
+          <w:color w:val="000000" w:themeColor="text1"/>
+          <w:sz w:val="24"/>
+          <w:szCs w:val="24"/>
+        </w:rPr>
+      </w:pPr>
+      <w:r>
+        <w:rPr>
+          <w:rFonts w:ascii="Century Gothic" w:hAnsi="Century Gothic"/>
+          <w:color w:val="000000" w:themeColor="text1"/>
+          <w:sz w:val="24"/>
+          <w:szCs w:val="24"/>
+        </w:rPr>
+        <w:t xml:space="preserve"/>
+      </w:r>
+    </w:p>
+    <w:p>
+      <w:pPr>
+        <w:pStyle w:val="ListParagraph"/>
+        <w:numPr>
+          <w:ilvl w:val="0"/>
+          <w:numId w:val="1"/>
+        </w:numPr>
+        <w:tabs>
+          <w:tab w:val="clear" w:pos="708"/>
+          <w:tab w:val="left" w:leader="none" w:pos="1398"/>
+          <w:tab w:val="left" w:leader="none" w:pos="1399"/>
+        </w:tabs>
+        <w:spacing w:before="0" w:after="0" w:line="240" w:lineRule="auto"/>
+        <w:ind w:start="1457" w:hanging="720"/>
+        <w:contextualSpacing w:val="false"/>
+        <w:rPr>
+          <w:rFonts w:ascii="Century Gothic" w:hAnsi="Century Gothic"/>
+          <w:color w:val="000000" w:themeColor="text1"/>
+          <w:sz w:val="24"/>
+          <w:szCs w:val="24"/>
+        </w:rPr>
+      </w:pPr>
+      <w:r>
+        <w:rPr>
+          <w:rFonts w:ascii="Century Gothic" w:hAnsi="Century Gothic"/>
+          <w:color w:val="000000" w:themeColor="text1"/>
+          <w:sz w:val="24"/>
+          <w:szCs w:val="24"/>
+        </w:rPr>
+        <w:t xml:space="preserve">Project Management</w:t>
+      </w:r>
+    </w:p>
+    <w:p>
+      <w:pPr>
+        <w:pStyle w:val="Normal"/>
+        <w:tabs>
+          <w:tab w:val="clear" w:pos="708"/>
+          <w:tab w:val="left" w:leader="none" w:pos="1398"/>
+          <w:tab w:val="left" w:leader="none" w:pos="1399"/>
+        </w:tabs>
+        <w:spacing w:before="0" w:after="0" w:line="240" w:lineRule="auto"/>
+        <w:ind w:start="0" w:hanging="0"/>
+        <w:rPr>
+          <w:rFonts w:ascii="Century Gothic" w:hAnsi="Century Gothic"/>
+          <w:color w:val="000000" w:themeColor="text1"/>
+          <w:sz w:val="24"/>
+          <w:szCs w:val="24"/>
+        </w:rPr>
+      </w:pPr>
+      <w:r>
+        <w:rPr>
+          <w:rFonts w:ascii="Century Gothic" w:hAnsi="Century Gothic"/>
+          <w:color w:val="000000" w:themeColor="text1"/>
+          <w:sz w:val="24"/>
+          <w:szCs w:val="24"/>
+        </w:rPr>
+        <w:t xml:space="preserve"/>
+      </w:r>
+    </w:p>
+    <w:p>
+      <w:pPr>
+        <w:pStyle w:val="ListParagraph"/>
+        <w:numPr>
+          <w:ilvl w:val="0"/>
+          <w:numId w:val="1"/>
+        </w:numPr>
+        <w:tabs>
+          <w:tab w:val="clear" w:pos="708"/>
+          <w:tab w:val="left" w:leader="none" w:pos="1398"/>
+          <w:tab w:val="left" w:leader="none" w:pos="1399"/>
+        </w:tabs>
+        <w:spacing w:before="0" w:after="0" w:line="240" w:lineRule="auto"/>
+        <w:ind w:start="1457" w:hanging="720"/>
+        <w:contextualSpacing w:val="false"/>
+        <w:rPr>
+          <w:rFonts w:ascii="Century Gothic" w:hAnsi="Century Gothic"/>
+          <w:color w:val="000000" w:themeColor="text1"/>
+          <w:sz w:val="24"/>
+          <w:szCs w:val="24"/>
+        </w:rPr>
+      </w:pPr>
+      <w:r>
+        <w:rPr>
+          <w:rFonts w:ascii="Century Gothic" w:hAnsi="Century Gothic"/>
+          <w:color w:val="000000" w:themeColor="text1"/>
+          <w:sz w:val="24"/>
+          <w:szCs w:val="24"/>
+        </w:rPr>
+        <w:t xml:space="preserve">Leadership</w:t>
+      </w:r>
+    </w:p>
+    <w:p>
+      <w:pPr>
+        <w:pStyle w:val="Normal"/>
+        <w:tabs>
+          <w:tab w:val="clear" w:pos="708"/>
+          <w:tab w:val="left" w:leader="none" w:pos="1398"/>
+          <w:tab w:val="left" w:leader="none" w:pos="1399"/>
+        </w:tabs>
+        <w:spacing w:before="0" w:after="0" w:line="240" w:lineRule="auto"/>
+        <w:ind w:start="0" w:hanging="0"/>
+        <w:rPr>
+          <w:rFonts w:ascii="Century Gothic" w:hAnsi="Century Gothic"/>
+          <w:color w:val="000000" w:themeColor="text1"/>
+          <w:sz w:val="24"/>
+          <w:szCs w:val="24"/>
+        </w:rPr>
+      </w:pPr>
+      <w:r>
+        <w:rPr>
+          <w:rFonts w:ascii="Century Gothic" w:hAnsi="Century Gothic"/>
+          <w:color w:val="000000" w:themeColor="text1"/>
+          <w:sz w:val="24"/>
+          <w:szCs w:val="24"/>
+        </w:rPr>
+        <w:t xml:space="preserve"/>
+      </w:r>
+    </w:p>
+    <w:p>
+      <w:pPr>
+        <w:pStyle w:val="ListParagraph"/>
+        <w:numPr>
+          <w:ilvl w:val="0"/>
+          <w:numId w:val="1"/>
+        </w:numPr>
+        <w:tabs>
+          <w:tab w:val="clear" w:pos="708"/>
+          <w:tab w:val="left" w:leader="none" w:pos="1398"/>
+          <w:tab w:val="left" w:leader="none" w:pos="1399"/>
+        </w:tabs>
+        <w:spacing w:before="0" w:after="0" w:line="240" w:lineRule="auto"/>
+        <w:ind w:start="1457" w:hanging="720"/>
+        <w:contextualSpacing w:val="false"/>
+        <w:rPr>
+          <w:rFonts w:ascii="Century Gothic" w:hAnsi="Century Gothic"/>
+          <w:color w:val="000000" w:themeColor="text1"/>
+          <w:sz w:val="24"/>
+          <w:szCs w:val="24"/>
+        </w:rPr>
+      </w:pPr>
+      <w:r>
+        <w:rPr>
+          <w:rFonts w:ascii="Century Gothic" w:hAnsi="Century Gothic"/>
+          <w:color w:val="000000" w:themeColor="text1"/>
+          <w:sz w:val="24"/>
+          <w:szCs w:val="24"/>
+        </w:rPr>
+        <w:t xml:space="preserve">Technical Documentation</w:t>
+      </w:r>
+    </w:p>
+    <w:p>
+      <w:pPr>
+        <w:pStyle w:val="Normal"/>
+        <w:tabs>
+          <w:tab w:val="clear" w:pos="708"/>
+          <w:tab w:val="left" w:leader="none" w:pos="1398"/>
+          <w:tab w:val="left" w:leader="none" w:pos="1399"/>
+        </w:tabs>
+        <w:spacing w:before="0" w:after="0" w:line="240" w:lineRule="auto"/>
+        <w:ind w:start="0" w:hanging="0"/>
+        <w:rPr>
+          <w:rFonts w:ascii="Century Gothic" w:hAnsi="Century Gothic"/>
+          <w:color w:val="000000" w:themeColor="text1"/>
+          <w:sz w:val="24"/>
+          <w:szCs w:val="24"/>
+        </w:rPr>
+      </w:pPr>
+      <w:r>
+        <w:rPr>
+          <w:rFonts w:ascii="Century Gothic" w:hAnsi="Century Gothic"/>
+          <w:color w:val="000000" w:themeColor="text1"/>
+          <w:sz w:val="24"/>
+          <w:szCs w:val="24"/>
+        </w:rPr>
+        <w:t xml:space="preserve"/>
+      </w:r>
+    </w:p>
+    <w:p>
+      <w:pPr>
+        <w:pStyle w:val="ListParagraph"/>
+        <w:numPr>
+          <w:ilvl w:val="0"/>
+          <w:numId w:val="1"/>
+        </w:numPr>
+        <w:tabs>
+          <w:tab w:val="clear" w:pos="708"/>
+          <w:tab w:val="left" w:leader="none" w:pos="1398"/>
+          <w:tab w:val="left" w:leader="none" w:pos="1399"/>
+        </w:tabs>
+        <w:spacing w:before="0" w:after="0" w:line="240" w:lineRule="auto"/>
+        <w:ind w:start="1457" w:hanging="720"/>
+        <w:contextualSpacing w:val="false"/>
+        <w:rPr>
+          <w:rFonts w:ascii="Century Gothic" w:hAnsi="Century Gothic"/>
+          <w:color w:val="000000" w:themeColor="text1"/>
+          <w:sz w:val="24"/>
+          <w:szCs w:val="24"/>
+        </w:rPr>
+      </w:pPr>
+      <w:r>
+        <w:rPr>
+          <w:rFonts w:ascii="Century Gothic" w:hAnsi="Century Gothic"/>
+          <w:color w:val="000000" w:themeColor="text1"/>
+          <w:sz w:val="24"/>
+          <w:szCs w:val="24"/>
+        </w:rPr>
+        <w:t xml:space="preserve">Problem Solving</w:t>
       </w:r>
     </w:p>
     <w:p>
@@ -674,7 +969,7 @@
           <w:sz w:val="24"/>
           <w:szCs w:val="24"/>
         </w:rPr>
-        <w:t xml:space="preserve">Advanced Materials Development</w:t>
+        <w:t xml:space="preserve">Advanced Materials</w:t>
       </w:r>
     </w:p>
     <w:p>
@@ -733,7 +1028,7 @@
           <w:sz w:val="24"/>
           <w:szCs w:val="24"/>
         </w:rPr>
-        <w:t xml:space="preserve">Data Analysis</w:t>
+        <w:t xml:space="preserve">Experimental Design</w:t>
       </w:r>
     </w:p>
     <w:p>
@@ -792,7 +1087,7 @@
           <w:sz w:val="24"/>
           <w:szCs w:val="24"/>
         </w:rPr>
-        <w:t xml:space="preserve">Quality Control</w:t>
+        <w:t xml:space="preserve">Mechanical Engineering</w:t>
       </w:r>
     </w:p>
     <w:p>
@@ -851,7 +1146,361 @@
           <w:sz w:val="24"/>
           <w:szCs w:val="24"/>
         </w:rPr>
+        <w:t xml:space="preserve">Manufacturing Processes</w:t>
+      </w:r>
+    </w:p>
+    <w:p>
+      <w:pPr>
+        <w:pStyle w:val="Normal"/>
+        <w:tabs>
+          <w:tab w:val="clear" w:pos="708"/>
+          <w:tab w:val="left" w:leader="none" w:pos="1398"/>
+          <w:tab w:val="left" w:leader="none" w:pos="1399"/>
+        </w:tabs>
+        <w:spacing w:before="0" w:after="0" w:line="240" w:lineRule="auto"/>
+        <w:ind w:start="0" w:hanging="0"/>
+        <w:rPr>
+          <w:rFonts w:ascii="Century Gothic" w:hAnsi="Century Gothic"/>
+          <w:color w:val="000000" w:themeColor="text1"/>
+          <w:sz w:val="24"/>
+          <w:szCs w:val="24"/>
+        </w:rPr>
+      </w:pPr>
+      <w:r>
+        <w:rPr>
+          <w:rFonts w:ascii="Century Gothic" w:hAnsi="Century Gothic"/>
+          <w:color w:val="000000" w:themeColor="text1"/>
+          <w:sz w:val="24"/>
+          <w:szCs w:val="24"/>
+        </w:rPr>
+        <w:t xml:space="preserve"/>
+      </w:r>
+    </w:p>
+    <w:p>
+      <w:pPr>
+        <w:pStyle w:val="ListParagraph"/>
+        <w:numPr>
+          <w:ilvl w:val="0"/>
+          <w:numId w:val="1"/>
+        </w:numPr>
+        <w:tabs>
+          <w:tab w:val="clear" w:pos="708"/>
+          <w:tab w:val="left" w:leader="none" w:pos="1398"/>
+          <w:tab w:val="left" w:leader="none" w:pos="1399"/>
+        </w:tabs>
+        <w:spacing w:before="0" w:after="0" w:line="240" w:lineRule="auto"/>
+        <w:ind w:start="1457" w:hanging="720"/>
+        <w:contextualSpacing w:val="false"/>
+        <w:rPr>
+          <w:rFonts w:ascii="Century Gothic" w:hAnsi="Century Gothic"/>
+          <w:color w:val="000000" w:themeColor="text1"/>
+          <w:sz w:val="24"/>
+          <w:szCs w:val="24"/>
+        </w:rPr>
+      </w:pPr>
+      <w:r>
+        <w:rPr>
+          <w:rFonts w:ascii="Century Gothic" w:hAnsi="Century Gothic"/>
+          <w:color w:val="000000" w:themeColor="text1"/>
+          <w:sz w:val="24"/>
+          <w:szCs w:val="24"/>
+        </w:rPr>
+        <w:t xml:space="preserve">System Optimization</w:t>
+      </w:r>
+    </w:p>
+    <w:p>
+      <w:pPr>
+        <w:pStyle w:val="Normal"/>
+        <w:tabs>
+          <w:tab w:val="clear" w:pos="708"/>
+          <w:tab w:val="left" w:leader="none" w:pos="1398"/>
+          <w:tab w:val="left" w:leader="none" w:pos="1399"/>
+        </w:tabs>
+        <w:spacing w:before="0" w:after="0" w:line="240" w:lineRule="auto"/>
+        <w:ind w:start="0" w:hanging="0"/>
+        <w:rPr>
+          <w:rFonts w:ascii="Century Gothic" w:hAnsi="Century Gothic"/>
+          <w:color w:val="000000" w:themeColor="text1"/>
+          <w:sz w:val="24"/>
+          <w:szCs w:val="24"/>
+        </w:rPr>
+      </w:pPr>
+      <w:r>
+        <w:rPr>
+          <w:rFonts w:ascii="Century Gothic" w:hAnsi="Century Gothic"/>
+          <w:color w:val="000000" w:themeColor="text1"/>
+          <w:sz w:val="24"/>
+          <w:szCs w:val="24"/>
+        </w:rPr>
+        <w:t xml:space="preserve"/>
+      </w:r>
+    </w:p>
+    <w:p>
+      <w:pPr>
+        <w:pStyle w:val="ListParagraph"/>
+        <w:numPr>
+          <w:ilvl w:val="0"/>
+          <w:numId w:val="1"/>
+        </w:numPr>
+        <w:tabs>
+          <w:tab w:val="clear" w:pos="708"/>
+          <w:tab w:val="left" w:leader="none" w:pos="1398"/>
+          <w:tab w:val="left" w:leader="none" w:pos="1399"/>
+        </w:tabs>
+        <w:spacing w:before="0" w:after="0" w:line="240" w:lineRule="auto"/>
+        <w:ind w:start="1457" w:hanging="720"/>
+        <w:contextualSpacing w:val="false"/>
+        <w:rPr>
+          <w:rFonts w:ascii="Century Gothic" w:hAnsi="Century Gothic"/>
+          <w:color w:val="000000" w:themeColor="text1"/>
+          <w:sz w:val="24"/>
+          <w:szCs w:val="24"/>
+        </w:rPr>
+      </w:pPr>
+      <w:r>
+        <w:rPr>
+          <w:rFonts w:ascii="Century Gothic" w:hAnsi="Century Gothic"/>
+          <w:color w:val="000000" w:themeColor="text1"/>
+          <w:sz w:val="24"/>
+          <w:szCs w:val="24"/>
+        </w:rPr>
+        <w:t xml:space="preserve">Risk Management</w:t>
+      </w:r>
+    </w:p>
+    <w:p>
+      <w:pPr>
+        <w:pStyle w:val="Normal"/>
+        <w:tabs>
+          <w:tab w:val="clear" w:pos="708"/>
+          <w:tab w:val="left" w:leader="none" w:pos="1398"/>
+          <w:tab w:val="left" w:leader="none" w:pos="1399"/>
+        </w:tabs>
+        <w:spacing w:before="0" w:after="0" w:line="240" w:lineRule="auto"/>
+        <w:ind w:start="0" w:hanging="0"/>
+        <w:rPr>
+          <w:rFonts w:ascii="Century Gothic" w:hAnsi="Century Gothic"/>
+          <w:color w:val="000000" w:themeColor="text1"/>
+          <w:sz w:val="24"/>
+          <w:szCs w:val="24"/>
+        </w:rPr>
+      </w:pPr>
+      <w:r>
+        <w:rPr>
+          <w:rFonts w:ascii="Century Gothic" w:hAnsi="Century Gothic"/>
+          <w:color w:val="000000" w:themeColor="text1"/>
+          <w:sz w:val="24"/>
+          <w:szCs w:val="24"/>
+        </w:rPr>
+        <w:t xml:space="preserve"/>
+      </w:r>
+    </w:p>
+    <w:p>
+      <w:pPr>
+        <w:pStyle w:val="ListParagraph"/>
+        <w:numPr>
+          <w:ilvl w:val="0"/>
+          <w:numId w:val="1"/>
+        </w:numPr>
+        <w:tabs>
+          <w:tab w:val="clear" w:pos="708"/>
+          <w:tab w:val="left" w:leader="none" w:pos="1398"/>
+          <w:tab w:val="left" w:leader="none" w:pos="1399"/>
+        </w:tabs>
+        <w:spacing w:before="0" w:after="0" w:line="240" w:lineRule="auto"/>
+        <w:ind w:start="1457" w:hanging="720"/>
+        <w:contextualSpacing w:val="false"/>
+        <w:rPr>
+          <w:rFonts w:ascii="Century Gothic" w:hAnsi="Century Gothic"/>
+          <w:color w:val="000000" w:themeColor="text1"/>
+          <w:sz w:val="24"/>
+          <w:szCs w:val="24"/>
+        </w:rPr>
+      </w:pPr>
+      <w:r>
+        <w:rPr>
+          <w:rFonts w:ascii="Century Gothic" w:hAnsi="Century Gothic"/>
+          <w:color w:val="000000" w:themeColor="text1"/>
+          <w:sz w:val="24"/>
+          <w:szCs w:val="24"/>
+        </w:rPr>
+        <w:t xml:space="preserve">Vendor Relations</w:t>
+      </w:r>
+    </w:p>
+    <w:p>
+      <w:pPr>
+        <w:pStyle w:val="Normal"/>
+        <w:tabs>
+          <w:tab w:val="clear" w:pos="708"/>
+          <w:tab w:val="left" w:leader="none" w:pos="1398"/>
+          <w:tab w:val="left" w:leader="none" w:pos="1399"/>
+        </w:tabs>
+        <w:spacing w:before="0" w:after="0" w:line="240" w:lineRule="auto"/>
+        <w:ind w:start="0" w:hanging="0"/>
+        <w:rPr>
+          <w:rFonts w:ascii="Century Gothic" w:hAnsi="Century Gothic"/>
+          <w:color w:val="000000" w:themeColor="text1"/>
+          <w:sz w:val="24"/>
+          <w:szCs w:val="24"/>
+        </w:rPr>
+      </w:pPr>
+      <w:r>
+        <w:rPr>
+          <w:rFonts w:ascii="Century Gothic" w:hAnsi="Century Gothic"/>
+          <w:color w:val="000000" w:themeColor="text1"/>
+          <w:sz w:val="24"/>
+          <w:szCs w:val="24"/>
+        </w:rPr>
+        <w:t xml:space="preserve"/>
+      </w:r>
+    </w:p>
+    <w:p>
+      <w:pPr>
+        <w:pStyle w:val="ListParagraph"/>
+        <w:numPr>
+          <w:ilvl w:val="0"/>
+          <w:numId w:val="1"/>
+        </w:numPr>
+        <w:tabs>
+          <w:tab w:val="clear" w:pos="708"/>
+          <w:tab w:val="left" w:leader="none" w:pos="1398"/>
+          <w:tab w:val="left" w:leader="none" w:pos="1399"/>
+        </w:tabs>
+        <w:spacing w:before="0" w:after="0" w:line="240" w:lineRule="auto"/>
+        <w:ind w:start="1457" w:hanging="720"/>
+        <w:contextualSpacing w:val="false"/>
+        <w:rPr>
+          <w:rFonts w:ascii="Century Gothic" w:hAnsi="Century Gothic"/>
+          <w:color w:val="000000" w:themeColor="text1"/>
+          <w:sz w:val="24"/>
+          <w:szCs w:val="24"/>
+        </w:rPr>
+      </w:pPr>
+      <w:r>
+        <w:rPr>
+          <w:rFonts w:ascii="Century Gothic" w:hAnsi="Century Gothic"/>
+          <w:color w:val="000000" w:themeColor="text1"/>
+          <w:sz w:val="24"/>
+          <w:szCs w:val="24"/>
+        </w:rPr>
         <w:t xml:space="preserve">Prototyping</w:t>
+      </w:r>
+    </w:p>
+    <w:p>
+      <w:pPr>
+        <w:pStyle w:val="Normal"/>
+        <w:tabs>
+          <w:tab w:val="clear" w:pos="708"/>
+          <w:tab w:val="left" w:leader="none" w:pos="1398"/>
+          <w:tab w:val="left" w:leader="none" w:pos="1399"/>
+        </w:tabs>
+        <w:spacing w:before="0" w:after="0" w:line="240" w:lineRule="auto"/>
+        <w:ind w:start="0" w:hanging="0"/>
+        <w:rPr>
+          <w:rFonts w:ascii="Century Gothic" w:hAnsi="Century Gothic"/>
+          <w:color w:val="000000" w:themeColor="text1"/>
+          <w:sz w:val="24"/>
+          <w:szCs w:val="24"/>
+        </w:rPr>
+      </w:pPr>
+      <w:r>
+        <w:rPr>
+          <w:rFonts w:ascii="Century Gothic" w:hAnsi="Century Gothic"/>
+          <w:color w:val="000000" w:themeColor="text1"/>
+          <w:sz w:val="24"/>
+          <w:szCs w:val="24"/>
+        </w:rPr>
+        <w:t xml:space="preserve"/>
+      </w:r>
+    </w:p>
+    <w:p>
+      <w:pPr>
+        <w:pStyle w:val="ListParagraph"/>
+        <w:numPr>
+          <w:ilvl w:val="0"/>
+          <w:numId w:val="1"/>
+        </w:numPr>
+        <w:tabs>
+          <w:tab w:val="clear" w:pos="708"/>
+          <w:tab w:val="left" w:leader="none" w:pos="1398"/>
+          <w:tab w:val="left" w:leader="none" w:pos="1399"/>
+        </w:tabs>
+        <w:spacing w:before="0" w:after="0" w:line="240" w:lineRule="auto"/>
+        <w:ind w:start="1457" w:hanging="720"/>
+        <w:contextualSpacing w:val="false"/>
+        <w:rPr>
+          <w:rFonts w:ascii="Century Gothic" w:hAnsi="Century Gothic"/>
+          <w:color w:val="000000" w:themeColor="text1"/>
+          <w:sz w:val="24"/>
+          <w:szCs w:val="24"/>
+        </w:rPr>
+      </w:pPr>
+      <w:r>
+        <w:rPr>
+          <w:rFonts w:ascii="Century Gothic" w:hAnsi="Century Gothic"/>
+          <w:color w:val="000000" w:themeColor="text1"/>
+          <w:sz w:val="24"/>
+          <w:szCs w:val="24"/>
+        </w:rPr>
+        <w:t xml:space="preserve">Scientific Publishing</w:t>
+      </w:r>
+    </w:p>
+    <w:p>
+      <w:pPr>
+        <w:pStyle w:val="Normal"/>
+        <w:tabs>
+          <w:tab w:val="clear" w:pos="708"/>
+          <w:tab w:val="left" w:leader="none" w:pos="1398"/>
+          <w:tab w:val="left" w:leader="none" w:pos="1399"/>
+        </w:tabs>
+        <w:spacing w:before="0" w:after="0" w:line="240" w:lineRule="auto"/>
+        <w:ind w:start="0" w:hanging="0"/>
+        <w:rPr>
+          <w:rFonts w:ascii="Century Gothic" w:hAnsi="Century Gothic"/>
+          <w:color w:val="000000" w:themeColor="text1"/>
+          <w:sz w:val="24"/>
+          <w:szCs w:val="24"/>
+        </w:rPr>
+      </w:pPr>
+      <w:r>
+        <w:rPr>
+          <w:rFonts w:ascii="Century Gothic" w:hAnsi="Century Gothic"/>
+          <w:color w:val="000000" w:themeColor="text1"/>
+          <w:sz w:val="24"/>
+          <w:szCs w:val="24"/>
+        </w:rPr>
+        <w:t xml:space="preserve"/>
+      </w:r>
+    </w:p>
+    <w:p>
+      <w:pPr>
+        <w:pStyle w:val="ListParagraph"/>
+        <w:numPr>
+          <w:ilvl w:val="0"/>
+          <w:numId w:val="1"/>
+        </w:numPr>
+        <w:tabs>
+          <w:tab w:val="clear" w:pos="708"/>
+          <w:tab w:val="left" w:leader="none" w:pos="1398"/>
+          <w:tab w:val="left" w:leader="none" w:pos="1399"/>
+        </w:tabs>
+        <w:spacing w:before="0" w:after="0" w:line="240" w:lineRule="auto"/>
+        <w:ind w:start="1457" w:hanging="720"/>
+        <w:contextualSpacing w:val="false"/>
+        <w:rPr>
+          <w:rFonts w:ascii="Century Gothic" w:hAnsi="Century Gothic"/>
+          <w:color w:val="000000" w:themeColor="text1"/>
+          <w:sz w:val="24"/>
+          <w:szCs w:val="24"/>
+        </w:rPr>
+      </w:pPr>
+      <w:r>
+        <w:rPr>
+          <w:rFonts w:ascii="Century Gothic" w:hAnsi="Century Gothic"/>
+          <w:color w:val="000000" w:themeColor="text1"/>
+          <w:sz w:val="24"/>
+          <w:szCs w:val="24"/>
+        </w:rPr>
+        <w:t xml:space="preserve">Quality Control Procedures</w:t>
       </w:r>
     </w:p>
     <w:p>
@@ -1022,7 +1671,7 @@
           <w:szCs w:val="24"/>
           <w:lang w:val="en-US"/>
         </w:rPr>
-        <w:t xml:space="preserve">2021-2025 : Bachelor of Science in Mechanical Engineering - South City College</w:t>
+        <w:t xml:space="preserve">2027 : Master of Science in Mechanical Engineering - North State University</w:t>
       </w:r>
     </w:p>
     <w:p>
@@ -1083,7 +1732,7 @@
           <w:szCs w:val="24"/>
           <w:lang w:val="en-US"/>
         </w:rPr>
-        <w:t xml:space="preserve">2025-2027 : Master of Science in Mechanical Engineering - North State University</w:t>
+        <w:t xml:space="preserve">2025 : Bachelor of Science in Mechanical Engineering - South City College</w:t>
       </w:r>
     </w:p>
     <w:p>
@@ -1253,7 +1902,7 @@
           <w:szCs w:val="28"/>
           <w:lang w:val="en-US"/>
         </w:rPr>
-        <w:t xml:space="preserve">Société : Science and Tech Co.  2030 - 2035 </w:t>
+        <w:t xml:space="preserve">Société : The Innovation Lab  2030 - 2035 </w:t>
       </w:r>
     </w:p>
     <w:p>
@@ -1421,7 +2070,7 @@
           <w:szCs w:val="24"/>
           <w:lang w:val="en-US"/>
         </w:rPr>
-        <w:t xml:space="preserve">: Assisted in optimizing mechanical systems for manufacturing processes, improving production speed by 20%. Drafted and implemented quality control procedures, reducing defects and inconsistencies by 30%. Supported the creation of detailed project reports and documentation for senior stakeholders.</w:t>
+        <w:t xml:space="preserve">: Responsible for spearheading the development of advanced materials, conducting comprehensive experiments and data analysis, and collaborating with cross-functional teams to ideate and prototype innovative solutions.</w:t>
       </w:r>
     </w:p>
     <w:p>
@@ -1573,7 +2222,7 @@
           <w:sz w:val="24"/>
           <w:szCs w:val="24"/>
         </w:rPr>
-        <w:t xml:space="preserve">Improved production speed by 20%</w:t>
+        <w:t xml:space="preserve">Spearheaded the development of advanced materials, resulting in a 15% increase in product efficiency</w:t>
       </w:r>
     </w:p>
     <w:p>
@@ -1632,7 +2281,66 @@
           <w:sz w:val="24"/>
           <w:szCs w:val="24"/>
         </w:rPr>
-        <w:t xml:space="preserve">Reduced defects and inconsistencies by 30%</w:t>
+        <w:t xml:space="preserve">Conducted comprehensive experiments and data analysis, leading to three published journal papers</w:t>
+      </w:r>
+    </w:p>
+    <w:p>
+      <w:pPr>
+        <w:pStyle w:val="Normal"/>
+        <w:tabs>
+          <w:tab w:val="clear" w:pos="708"/>
+          <w:tab w:val="left" w:leader="none" w:pos="1398"/>
+          <w:tab w:val="left" w:leader="none" w:pos="1399"/>
+        </w:tabs>
+        <w:spacing w:before="0" w:after="0" w:line="240" w:lineRule="auto"/>
+        <w:ind w:start="0" w:hanging="0"/>
+        <w:rPr>
+          <w:rFonts w:ascii="Century Gothic" w:hAnsi="Century Gothic" w:cs="Arial" w:cstheme="minorBidi"/>
+          <w:color w:val="0D0D0D" w:themeColor="text1" w:themeTint="f2"/>
+          <w:sz w:val="24"/>
+          <w:szCs w:val="24"/>
+        </w:rPr>
+      </w:pPr>
+      <w:r>
+        <w:rPr>
+          <w:rFonts w:ascii="Century Gothic" w:hAnsi="Century Gothic" w:cs="Arial" w:cstheme="minorBidi"/>
+          <w:color w:val="0D0D0D" w:themeColor="text1" w:themeTint="f2"/>
+          <w:sz w:val="24"/>
+          <w:szCs w:val="24"/>
+        </w:rPr>
+        <w:t xml:space="preserve"/>
+      </w:r>
+    </w:p>
+    <w:p>
+      <w:pPr>
+        <w:pStyle w:val="ListParagraph"/>
+        <w:numPr>
+          <w:ilvl w:val="0"/>
+          <w:numId w:val="1"/>
+        </w:numPr>
+        <w:tabs>
+          <w:tab w:val="clear" w:pos="708"/>
+          <w:tab w:val="left" w:leader="none" w:pos="1398"/>
+          <w:tab w:val="left" w:leader="none" w:pos="1399"/>
+        </w:tabs>
+        <w:spacing w:before="0" w:after="0" w:line="240" w:lineRule="auto"/>
+        <w:ind w:start="1457" w:hanging="720"/>
+        <w:contextualSpacing w:val="false"/>
+        <w:rPr>
+          <w:rFonts w:ascii="Century Gothic" w:hAnsi="Century Gothic" w:cs="Arial" w:cstheme="minorBidi"/>
+          <w:color w:val="0D0D0D" w:themeColor="text1" w:themeTint="f2"/>
+          <w:sz w:val="24"/>
+          <w:szCs w:val="24"/>
+        </w:rPr>
+      </w:pPr>
+      <w:r>
+        <w:rPr>
+          <w:rFonts w:ascii="Century Gothic" w:hAnsi="Century Gothic" w:cs="Arial" w:cstheme="minorBidi"/>
+          <w:color w:val="0D0D0D" w:themeColor="text1" w:themeTint="f2"/>
+          <w:sz w:val="24"/>
+          <w:szCs w:val="24"/>
+        </w:rPr>
+        <w:t xml:space="preserve">Collaborated with cross-functional teams to ideate and prototype innovative solutions for industry-specific challenges</w:t>
       </w:r>
     </w:p>
     <w:p>
@@ -1744,7 +2452,7 @@
           <w:szCs w:val="28"/>
           <w:lang w:val="en-US"/>
         </w:rPr>
-        <w:t xml:space="preserve">Société : The Innovation Lab  2027 - 2030 </w:t>
+        <w:t xml:space="preserve">Société : Science and Tech Co.  2027 - 2030 </w:t>
       </w:r>
     </w:p>
     <w:p>
@@ -1912,7 +2620,7 @@
           <w:szCs w:val="24"/>
           <w:lang w:val="en-US"/>
         </w:rPr>
-        <w:t xml:space="preserve">: Spearheaded the development of advanced materials, resulting in a 15% increase in product efficiency. Conducted comprehensive experiments and data analysis, leading to three published journal papers. Collaborated with cross-functional teams to ideate and prototype innovative solutions for industry-specific challenges.</w:t>
+        <w:t xml:space="preserve">: Assisted in optimizing mechanical systems for manufacturing processes. Drafted and implemented quality control procedures. Supported the creation of detailed project reports and documentation for senior stakeholders.</w:t>
       </w:r>
     </w:p>
     <w:p>
@@ -2064,7 +2772,7 @@
           <w:sz w:val="24"/>
           <w:szCs w:val="24"/>
         </w:rPr>
-        <w:t xml:space="preserve">Increased product efficiency by 15%</w:t>
+        <w:t xml:space="preserve">Assisted in optimizing mechanical systems for manufacturing processes, improving production speed by 20%</w:t>
       </w:r>
     </w:p>
     <w:p>
@@ -2123,7 +2831,7 @@
           <w:sz w:val="24"/>
           <w:szCs w:val="24"/>
         </w:rPr>
-        <w:t xml:space="preserve">Published three journal papers</w:t>
+        <w:t xml:space="preserve">Drafted and implemented quality control procedures, reducing defects and inconsistencies by 30%</w:t>
       </w:r>
     </w:p>
     <w:p>
